--- a/downloads/teacher/04 Units/Unit 04 - Environmental Design and Management - Spaces We Live In/Lesson 04.10 - Reading and Drawing a Floor Plan to Scale and Design Vocabulary Check.docx
+++ b/downloads/teacher/04 Units/Unit 04 - Environmental Design and Management - Spaces We Live In/Lesson 04.10 - Reading and Drawing a Floor Plan to Scale and Design Vocabulary Check.docx
@@ -324,11 +324,17 @@
       <w:r>
         <w:t xml:space="preserve">By the end of this lesson, students will be able to:</w:t>
       </w:r>
-      <w:r>
-        <w:t xml:space="preserve"> </w:t>
-      </w:r>
-      <w:r>
-        <w:t xml:space="preserve">1. (Low: remember or understand) Given a sample floor plan and a legend, identify eleven floor plan symbols (wall, door with its swing, window, closet, stairs, sink, toilet, tub, stove, refrigerator, outlet) and state in words what</w:t>
+    </w:p>
+    <w:p>
+      <w:pPr>
+        <w:numPr>
+          <w:ilvl w:val="0"/>
+          <w:numId w:val="1002"/>
+        </w:numPr>
+        <w:pStyle w:val="Compact"/>
+      </w:pPr>
+      <w:r>
+        <w:t xml:space="preserve">(Low: remember or understand) Given a sample floor plan and a legend, identify eleven floor plan symbols (wall, door with its swing, window, closet, stairs, sink, toilet, tub, stove, refrigerator, outlet) and state in words what</w:t>
       </w:r>
       <w:r>
         <w:t xml:space="preserve"> </w:t>
@@ -348,17 +354,29 @@
       <w:r>
         <w:t xml:space="preserve">means.</w:t>
       </w:r>
-      <w:r>
-        <w:t xml:space="preserve"> </w:t>
-      </w:r>
-      <w:r>
-        <w:t xml:space="preserve">2. (Mid: apply or analyze) Working in a team with a tape measure, measure the classroom to the nearest half foot and draw it to scale on quarter-inch graph paper with the walls, the door and its swing, and the windows in the right places.</w:t>
-      </w:r>
-      <w:r>
-        <w:t xml:space="preserve"> </w:t>
-      </w:r>
-      <w:r>
-        <w:t xml:space="preserve">3. (High: evaluate or create) Draw a bedroom to scale, place furniture cut-outs at the same scale in zones, then evaluate the layout for traffic flow, fix one path that does not work, and write in one sentence what moved and why.</w:t>
+    </w:p>
+    <w:p>
+      <w:pPr>
+        <w:numPr>
+          <w:ilvl w:val="0"/>
+          <w:numId w:val="1002"/>
+        </w:numPr>
+        <w:pStyle w:val="Compact"/>
+      </w:pPr>
+      <w:r>
+        <w:t xml:space="preserve">(Mid: apply or analyze) Working in a team with a tape measure, measure the classroom to the nearest half foot and draw it to scale on quarter-inch graph paper with the walls, the door and its swing, and the windows in the right places.</w:t>
+      </w:r>
+    </w:p>
+    <w:p>
+      <w:pPr>
+        <w:numPr>
+          <w:ilvl w:val="0"/>
+          <w:numId w:val="1002"/>
+        </w:numPr>
+        <w:pStyle w:val="Compact"/>
+      </w:pPr>
+      <w:r>
+        <w:t xml:space="preserve">(High: evaluate or create) Draw a bedroom to scale, place furniture cut-outs at the same scale in zones, then evaluate the layout for traffic flow, fix one path that does not work, and write in one sentence what moved and why.</w:t>
       </w:r>
     </w:p>
     <w:p>
@@ -414,7 +432,7 @@
       <w:pPr>
         <w:numPr>
           <w:ilvl w:val="0"/>
-          <w:numId w:val="1002"/>
+          <w:numId w:val="1003"/>
         </w:numPr>
         <w:pStyle w:val="Compact"/>
       </w:pPr>
@@ -435,7 +453,7 @@
       <w:pPr>
         <w:numPr>
           <w:ilvl w:val="0"/>
-          <w:numId w:val="1002"/>
+          <w:numId w:val="1003"/>
         </w:numPr>
         <w:pStyle w:val="Compact"/>
       </w:pPr>
@@ -447,7 +465,7 @@
       <w:pPr>
         <w:numPr>
           <w:ilvl w:val="0"/>
-          <w:numId w:val="1002"/>
+          <w:numId w:val="1003"/>
         </w:numPr>
         <w:pStyle w:val="Compact"/>
       </w:pPr>
@@ -459,7 +477,7 @@
       <w:pPr>
         <w:numPr>
           <w:ilvl w:val="0"/>
-          <w:numId w:val="1002"/>
+          <w:numId w:val="1003"/>
         </w:numPr>
         <w:pStyle w:val="Compact"/>
       </w:pPr>
@@ -471,7 +489,7 @@
       <w:pPr>
         <w:numPr>
           <w:ilvl w:val="0"/>
-          <w:numId w:val="1002"/>
+          <w:numId w:val="1003"/>
         </w:numPr>
         <w:pStyle w:val="Compact"/>
       </w:pPr>
@@ -492,7 +510,7 @@
       <w:pPr>
         <w:numPr>
           <w:ilvl w:val="0"/>
-          <w:numId w:val="1002"/>
+          <w:numId w:val="1003"/>
         </w:numPr>
         <w:pStyle w:val="Compact"/>
       </w:pPr>
@@ -504,7 +522,7 @@
       <w:pPr>
         <w:numPr>
           <w:ilvl w:val="0"/>
-          <w:numId w:val="1002"/>
+          <w:numId w:val="1003"/>
         </w:numPr>
         <w:pStyle w:val="Compact"/>
       </w:pPr>
@@ -516,7 +534,7 @@
       <w:pPr>
         <w:numPr>
           <w:ilvl w:val="0"/>
-          <w:numId w:val="1002"/>
+          <w:numId w:val="1003"/>
         </w:numPr>
         <w:pStyle w:val="Compact"/>
       </w:pPr>
@@ -537,7 +555,7 @@
       <w:pPr>
         <w:numPr>
           <w:ilvl w:val="0"/>
-          <w:numId w:val="1002"/>
+          <w:numId w:val="1003"/>
         </w:numPr>
         <w:pStyle w:val="Compact"/>
       </w:pPr>
@@ -564,7 +582,7 @@
       <w:pPr>
         <w:numPr>
           <w:ilvl w:val="0"/>
-          <w:numId w:val="1002"/>
+          <w:numId w:val="1003"/>
         </w:numPr>
         <w:pStyle w:val="Compact"/>
       </w:pPr>
@@ -585,7 +603,7 @@
       <w:pPr>
         <w:numPr>
           <w:ilvl w:val="0"/>
-          <w:numId w:val="1002"/>
+          <w:numId w:val="1003"/>
         </w:numPr>
         <w:pStyle w:val="Compact"/>
       </w:pPr>
@@ -606,7 +624,7 @@
       <w:pPr>
         <w:numPr>
           <w:ilvl w:val="0"/>
-          <w:numId w:val="1002"/>
+          <w:numId w:val="1003"/>
         </w:numPr>
         <w:pStyle w:val="Compact"/>
       </w:pPr>
@@ -618,7 +636,7 @@
       <w:pPr>
         <w:numPr>
           <w:ilvl w:val="0"/>
-          <w:numId w:val="1002"/>
+          <w:numId w:val="1003"/>
         </w:numPr>
         <w:pStyle w:val="Compact"/>
       </w:pPr>
@@ -1605,73 +1623,133 @@
       <w:r>
         <w:t xml:space="preserve">Monitor understanding:</w:t>
       </w:r>
-      <w:r>
-        <w:t xml:space="preserve"> </w:t>
-      </w:r>
-      <w:r>
-        <w:t xml:space="preserve">- How many squares is a 12-foot wall at 1/4 inch = 1 foot? How many squares is 36 inches?</w:t>
-      </w:r>
-      <w:r>
-        <w:t xml:space="preserve"> </w:t>
-      </w:r>
-      <w:r>
-        <w:t xml:space="preserve">- Which way does a bedroom door swing, and how do you show that on a plan?</w:t>
-      </w:r>
-      <w:r>
-        <w:t xml:space="preserve"> </w:t>
-      </w:r>
-      <w:r>
-        <w:t xml:space="preserve">- Look at the plan on the board. How do you know that room is a bathroom without a label?</w:t>
-      </w:r>
-      <w:r>
-        <w:t xml:space="preserve"> </w:t>
-      </w:r>
-      <w:r>
-        <w:t xml:space="preserve">- What is the difference between the sleep zone and the store zone in your own room?</w:t>
-      </w:r>
-      <w:r>
-        <w:t xml:space="preserve"> </w:t>
-      </w:r>
-      <w:r>
-        <w:t xml:space="preserve">- Show me the narrowest place in your path. Count the squares out loud.</w:t>
-      </w:r>
-    </w:p>
-    <w:p>
-      <w:pPr>
-        <w:pStyle w:val="BodyText"/>
+    </w:p>
+    <w:p>
+      <w:pPr>
+        <w:numPr>
+          <w:ilvl w:val="0"/>
+          <w:numId w:val="1004"/>
+        </w:numPr>
+        <w:pStyle w:val="Compact"/>
+      </w:pPr>
+      <w:r>
+        <w:t xml:space="preserve">How many squares is a 12-foot wall at 1/4 inch = 1 foot? How many squares is 36 inches?</w:t>
+      </w:r>
+    </w:p>
+    <w:p>
+      <w:pPr>
+        <w:numPr>
+          <w:ilvl w:val="0"/>
+          <w:numId w:val="1004"/>
+        </w:numPr>
+        <w:pStyle w:val="Compact"/>
+      </w:pPr>
+      <w:r>
+        <w:t xml:space="preserve">Which way does a bedroom door swing, and how do you show that on a plan?</w:t>
+      </w:r>
+    </w:p>
+    <w:p>
+      <w:pPr>
+        <w:numPr>
+          <w:ilvl w:val="0"/>
+          <w:numId w:val="1004"/>
+        </w:numPr>
+        <w:pStyle w:val="Compact"/>
+      </w:pPr>
+      <w:r>
+        <w:t xml:space="preserve">Look at the plan on the board. How do you know that room is a bathroom without a label?</w:t>
+      </w:r>
+    </w:p>
+    <w:p>
+      <w:pPr>
+        <w:numPr>
+          <w:ilvl w:val="0"/>
+          <w:numId w:val="1004"/>
+        </w:numPr>
+        <w:pStyle w:val="Compact"/>
+      </w:pPr>
+      <w:r>
+        <w:t xml:space="preserve">What is the difference between the sleep zone and the store zone in your own room?</w:t>
+      </w:r>
+    </w:p>
+    <w:p>
+      <w:pPr>
+        <w:numPr>
+          <w:ilvl w:val="0"/>
+          <w:numId w:val="1004"/>
+        </w:numPr>
+        <w:pStyle w:val="Compact"/>
+      </w:pPr>
+      <w:r>
+        <w:t xml:space="preserve">Show me the narrowest place in your path. Count the squares out loud.</w:t>
+      </w:r>
+    </w:p>
+    <w:p>
+      <w:pPr>
+        <w:pStyle w:val="FirstParagraph"/>
       </w:pPr>
       <w:r>
         <w:t xml:space="preserve">Deepen learning (why and how, tied to their lives):</w:t>
       </w:r>
-      <w:r>
-        <w:t xml:space="preserve"> </w:t>
-      </w:r>
-      <w:r>
-        <w:t xml:space="preserve">- Why does a firefighter want a floor plan of this building, and what would they look at first?</w:t>
-      </w:r>
-      <w:r>
-        <w:t xml:space="preserve"> </w:t>
-      </w:r>
-      <w:r>
-        <w:t xml:space="preserve">- Your bedroom plan has a path that is 22 inches wide. Who in a family would that stop, and who would not even notice?</w:t>
-      </w:r>
-      <w:r>
-        <w:t xml:space="preserve"> </w:t>
-      </w:r>
-      <w:r>
-        <w:t xml:space="preserve">- The software I just showed you can draw the room in ten seconds. Why did I make you do it by hand first?</w:t>
-      </w:r>
-      <w:r>
-        <w:t xml:space="preserve"> </w:t>
-      </w:r>
-      <w:r>
-        <w:t xml:space="preserve">- A landlord shows your family an apartment and hands you a plan. What three things would you check on it before you signed anything?</w:t>
-      </w:r>
-      <w:r>
-        <w:t xml:space="preserve"> </w:t>
-      </w:r>
-      <w:r>
-        <w:t xml:space="preserve">- Which is worse for a room, furniture that is too big or furniture that is in the wrong place? Defend it.</w:t>
+    </w:p>
+    <w:p>
+      <w:pPr>
+        <w:numPr>
+          <w:ilvl w:val="0"/>
+          <w:numId w:val="1005"/>
+        </w:numPr>
+        <w:pStyle w:val="Compact"/>
+      </w:pPr>
+      <w:r>
+        <w:t xml:space="preserve">Why does a firefighter want a floor plan of this building, and what would they look at first?</w:t>
+      </w:r>
+    </w:p>
+    <w:p>
+      <w:pPr>
+        <w:numPr>
+          <w:ilvl w:val="0"/>
+          <w:numId w:val="1005"/>
+        </w:numPr>
+        <w:pStyle w:val="Compact"/>
+      </w:pPr>
+      <w:r>
+        <w:t xml:space="preserve">Your bedroom plan has a path that is 22 inches wide. Who in a family would that stop, and who would not even notice?</w:t>
+      </w:r>
+    </w:p>
+    <w:p>
+      <w:pPr>
+        <w:numPr>
+          <w:ilvl w:val="0"/>
+          <w:numId w:val="1005"/>
+        </w:numPr>
+        <w:pStyle w:val="Compact"/>
+      </w:pPr>
+      <w:r>
+        <w:t xml:space="preserve">The software I just showed you can draw the room in ten seconds. Why did I make you do it by hand first?</w:t>
+      </w:r>
+    </w:p>
+    <w:p>
+      <w:pPr>
+        <w:numPr>
+          <w:ilvl w:val="0"/>
+          <w:numId w:val="1005"/>
+        </w:numPr>
+        <w:pStyle w:val="Compact"/>
+      </w:pPr>
+      <w:r>
+        <w:t xml:space="preserve">A landlord shows your family an apartment and hands you a plan. What three things would you check on it before you signed anything?</w:t>
+      </w:r>
+    </w:p>
+    <w:p>
+      <w:pPr>
+        <w:numPr>
+          <w:ilvl w:val="0"/>
+          <w:numId w:val="1005"/>
+        </w:numPr>
+        <w:pStyle w:val="Compact"/>
+      </w:pPr>
+      <w:r>
+        <w:t xml:space="preserve">Which is worse for a room, furniture that is too big or furniture that is in the wrong place? Defend it.</w:t>
       </w:r>
     </w:p>
     <w:p>
@@ -1796,7 +1874,7 @@
       <w:pPr>
         <w:numPr>
           <w:ilvl w:val="0"/>
-          <w:numId w:val="1003"/>
+          <w:numId w:val="1006"/>
         </w:numPr>
         <w:pStyle w:val="Compact"/>
       </w:pPr>
@@ -1832,7 +1910,7 @@
       <w:pPr>
         <w:numPr>
           <w:ilvl w:val="0"/>
-          <w:numId w:val="1003"/>
+          <w:numId w:val="1006"/>
         </w:numPr>
         <w:pStyle w:val="Compact"/>
       </w:pPr>
@@ -1844,7 +1922,7 @@
       <w:pPr>
         <w:numPr>
           <w:ilvl w:val="0"/>
-          <w:numId w:val="1003"/>
+          <w:numId w:val="1006"/>
         </w:numPr>
         <w:pStyle w:val="Compact"/>
       </w:pPr>
@@ -1856,7 +1934,7 @@
       <w:pPr>
         <w:numPr>
           <w:ilvl w:val="0"/>
-          <w:numId w:val="1003"/>
+          <w:numId w:val="1006"/>
         </w:numPr>
         <w:pStyle w:val="Compact"/>
       </w:pPr>
@@ -1868,7 +1946,7 @@
       <w:pPr>
         <w:numPr>
           <w:ilvl w:val="0"/>
-          <w:numId w:val="1003"/>
+          <w:numId w:val="1006"/>
         </w:numPr>
         <w:pStyle w:val="Compact"/>
       </w:pPr>
@@ -1880,7 +1958,7 @@
       <w:pPr>
         <w:numPr>
           <w:ilvl w:val="0"/>
-          <w:numId w:val="1003"/>
+          <w:numId w:val="1006"/>
         </w:numPr>
         <w:pStyle w:val="Compact"/>
       </w:pPr>
@@ -2234,7 +2312,7 @@
       <w:pPr>
         <w:numPr>
           <w:ilvl w:val="0"/>
-          <w:numId w:val="1004"/>
+          <w:numId w:val="1007"/>
         </w:numPr>
         <w:pStyle w:val="Compact"/>
       </w:pPr>
@@ -2258,7 +2336,7 @@
       <w:pPr>
         <w:numPr>
           <w:ilvl w:val="0"/>
-          <w:numId w:val="1004"/>
+          <w:numId w:val="1007"/>
         </w:numPr>
         <w:pStyle w:val="Compact"/>
       </w:pPr>
@@ -2282,7 +2360,7 @@
       <w:pPr>
         <w:numPr>
           <w:ilvl w:val="0"/>
-          <w:numId w:val="1004"/>
+          <w:numId w:val="1007"/>
         </w:numPr>
         <w:pStyle w:val="Compact"/>
       </w:pPr>
@@ -2303,7 +2381,7 @@
       <w:pPr>
         <w:numPr>
           <w:ilvl w:val="0"/>
-          <w:numId w:val="1004"/>
+          <w:numId w:val="1007"/>
         </w:numPr>
         <w:pStyle w:val="Compact"/>
       </w:pPr>
@@ -2327,7 +2405,7 @@
       <w:pPr>
         <w:numPr>
           <w:ilvl w:val="0"/>
-          <w:numId w:val="1004"/>
+          <w:numId w:val="1007"/>
         </w:numPr>
         <w:pStyle w:val="Compact"/>
       </w:pPr>
@@ -2339,7 +2417,7 @@
       <w:pPr>
         <w:numPr>
           <w:ilvl w:val="0"/>
-          <w:numId w:val="1004"/>
+          <w:numId w:val="1007"/>
         </w:numPr>
         <w:pStyle w:val="Compact"/>
       </w:pPr>
@@ -2376,7 +2454,7 @@
       <w:pPr>
         <w:numPr>
           <w:ilvl w:val="0"/>
-          <w:numId w:val="1005"/>
+          <w:numId w:val="1008"/>
         </w:numPr>
         <w:pStyle w:val="Compact"/>
       </w:pPr>
@@ -2388,7 +2466,7 @@
       <w:pPr>
         <w:numPr>
           <w:ilvl w:val="0"/>
-          <w:numId w:val="1005"/>
+          <w:numId w:val="1008"/>
         </w:numPr>
         <w:pStyle w:val="Compact"/>
       </w:pPr>
@@ -2400,7 +2478,7 @@
       <w:pPr>
         <w:numPr>
           <w:ilvl w:val="0"/>
-          <w:numId w:val="1005"/>
+          <w:numId w:val="1008"/>
         </w:numPr>
         <w:pStyle w:val="Compact"/>
       </w:pPr>
@@ -2421,7 +2499,7 @@
       <w:pPr>
         <w:numPr>
           <w:ilvl w:val="0"/>
-          <w:numId w:val="1005"/>
+          <w:numId w:val="1008"/>
         </w:numPr>
         <w:pStyle w:val="Compact"/>
       </w:pPr>
@@ -2433,7 +2511,7 @@
       <w:pPr>
         <w:numPr>
           <w:ilvl w:val="0"/>
-          <w:numId w:val="1005"/>
+          <w:numId w:val="1008"/>
         </w:numPr>
         <w:pStyle w:val="Compact"/>
       </w:pPr>
@@ -2457,7 +2535,7 @@
       <w:pPr>
         <w:numPr>
           <w:ilvl w:val="0"/>
-          <w:numId w:val="1005"/>
+          <w:numId w:val="1008"/>
         </w:numPr>
         <w:pStyle w:val="Compact"/>
       </w:pPr>
@@ -2469,7 +2547,7 @@
       <w:pPr>
         <w:numPr>
           <w:ilvl w:val="0"/>
-          <w:numId w:val="1005"/>
+          <w:numId w:val="1008"/>
         </w:numPr>
         <w:pStyle w:val="Compact"/>
       </w:pPr>
@@ -2481,7 +2559,7 @@
       <w:pPr>
         <w:numPr>
           <w:ilvl w:val="0"/>
-          <w:numId w:val="1005"/>
+          <w:numId w:val="1008"/>
         </w:numPr>
         <w:pStyle w:val="Compact"/>
       </w:pPr>
@@ -2493,7 +2571,7 @@
       <w:pPr>
         <w:numPr>
           <w:ilvl w:val="0"/>
-          <w:numId w:val="1005"/>
+          <w:numId w:val="1008"/>
         </w:numPr>
         <w:pStyle w:val="Compact"/>
       </w:pPr>
@@ -2505,7 +2583,7 @@
       <w:pPr>
         <w:numPr>
           <w:ilvl w:val="0"/>
-          <w:numId w:val="1005"/>
+          <w:numId w:val="1008"/>
         </w:numPr>
         <w:pStyle w:val="Compact"/>
       </w:pPr>
@@ -2520,7 +2598,7 @@
       <w:pPr>
         <w:numPr>
           <w:ilvl w:val="0"/>
-          <w:numId w:val="1005"/>
+          <w:numId w:val="1008"/>
         </w:numPr>
         <w:pStyle w:val="Compact"/>
       </w:pPr>
@@ -2816,6 +2894,118 @@
       </w:pPr>
     </w:lvl>
   </w:abstractNum>
+  <w:abstractNum w:abstractNumId="99411">
+    <w:nsid w:val="71315dca"/>
+    <w:multiLevelType w:val="multilevel"/>
+    <w:lvl w:ilvl="0">
+      <w:start w:val="1"/>
+      <w:numFmt w:val="decimal"/>
+      <w:lvlText w:val="%1."/>
+      <w:lvlJc w:val="left"/>
+      <w:pPr>
+        <w:tabs>
+          <w:tab w:val="num" w:pos="0"/>
+        </w:tabs>
+        <w:ind w:left="480" w:hanging="480"/>
+      </w:pPr>
+    </w:lvl>
+    <w:lvl w:ilvl="1">
+      <w:start w:val="1"/>
+      <w:numFmt w:val="decimal"/>
+      <w:lvlText w:val="%2."/>
+      <w:lvlJc w:val="left"/>
+      <w:pPr>
+        <w:tabs>
+          <w:tab w:val="num" w:pos="720"/>
+        </w:tabs>
+        <w:ind w:left="1200" w:hanging="480"/>
+      </w:pPr>
+    </w:lvl>
+    <w:lvl w:ilvl="2">
+      <w:start w:val="1"/>
+      <w:numFmt w:val="decimal"/>
+      <w:lvlText w:val="%3."/>
+      <w:lvlJc w:val="left"/>
+      <w:pPr>
+        <w:tabs>
+          <w:tab w:val="num" w:pos="1440"/>
+        </w:tabs>
+        <w:ind w:left="1920" w:hanging="480"/>
+      </w:pPr>
+    </w:lvl>
+    <w:lvl w:ilvl="3">
+      <w:start w:val="1"/>
+      <w:numFmt w:val="decimal"/>
+      <w:lvlText w:val="%4."/>
+      <w:lvlJc w:val="left"/>
+      <w:pPr>
+        <w:tabs>
+          <w:tab w:val="num" w:pos="2160"/>
+        </w:tabs>
+        <w:ind w:left="2640" w:hanging="480"/>
+      </w:pPr>
+    </w:lvl>
+    <w:lvl w:ilvl="4">
+      <w:start w:val="1"/>
+      <w:numFmt w:val="decimal"/>
+      <w:lvlText w:val="%5."/>
+      <w:lvlJc w:val="left"/>
+      <w:pPr>
+        <w:tabs>
+          <w:tab w:val="num" w:pos="2880"/>
+        </w:tabs>
+        <w:ind w:left="3360" w:hanging="480"/>
+      </w:pPr>
+    </w:lvl>
+    <w:lvl w:ilvl="5">
+      <w:start w:val="1"/>
+      <w:numFmt w:val="decimal"/>
+      <w:lvlText w:val="%6."/>
+      <w:lvlJc w:val="left"/>
+      <w:pPr>
+        <w:tabs>
+          <w:tab w:val="num" w:pos="3600"/>
+        </w:tabs>
+        <w:ind w:left="4080" w:hanging="480"/>
+      </w:pPr>
+    </w:lvl>
+    <w:lvl w:ilvl="6">
+      <w:start w:val="1"/>
+      <w:numFmt w:val="decimal"/>
+      <w:lvlText w:val="%7."/>
+      <w:lvlJc w:val="left"/>
+      <w:pPr>
+        <w:tabs>
+          <w:tab w:val="num" w:pos="4320"/>
+        </w:tabs>
+        <w:ind w:left="4800" w:hanging="480"/>
+      </w:pPr>
+    </w:lvl>
+    <w:lvl w:ilvl="7">
+      <w:start w:val="1"/>
+      <w:numFmt w:val="decimal"/>
+      <w:lvlText w:val="%8."/>
+      <w:lvlJc w:val="left"/>
+      <w:pPr>
+        <w:tabs>
+          <w:tab w:val="num" w:pos="5040"/>
+        </w:tabs>
+        <w:ind w:left="5520" w:hanging="480"/>
+      </w:pPr>
+    </w:lvl>
+    <w:lvl w:ilvl="8">
+      <w:start w:val="1"/>
+      <w:numFmt w:val="decimal"/>
+      <w:lvlText w:val="%9."/>
+      <w:lvlJc w:val="left"/>
+      <w:pPr>
+        <w:tabs>
+          <w:tab w:val="num" w:pos="5760"/>
+        </w:tabs>
+        <w:ind w:left="6240" w:hanging="480"/>
+      </w:pPr>
+    </w:lvl>
+  </w:abstractNum>
   <w:num w:numId="1000">
     <w:abstractNumId w:val="990"/>
   </w:num>
@@ -2823,7 +3013,34 @@
     <w:abstractNumId w:val="991"/>
   </w:num>
   <w:num w:numId="1002">
-    <w:abstractNumId w:val="991"/>
+    <w:abstractNumId w:val="99411"/>
+    <w:lvlOverride w:ilvl="0">
+      <w:startOverride w:val="1"/>
+    </w:lvlOverride>
+    <w:lvlOverride w:ilvl="1">
+      <w:startOverride w:val="1"/>
+    </w:lvlOverride>
+    <w:lvlOverride w:ilvl="2">
+      <w:startOverride w:val="1"/>
+    </w:lvlOverride>
+    <w:lvlOverride w:ilvl="3">
+      <w:startOverride w:val="1"/>
+    </w:lvlOverride>
+    <w:lvlOverride w:ilvl="4">
+      <w:startOverride w:val="1"/>
+    </w:lvlOverride>
+    <w:lvlOverride w:ilvl="5">
+      <w:startOverride w:val="1"/>
+    </w:lvlOverride>
+    <w:lvlOverride w:ilvl="6">
+      <w:startOverride w:val="1"/>
+    </w:lvlOverride>
+    <w:lvlOverride w:ilvl="7">
+      <w:startOverride w:val="1"/>
+    </w:lvlOverride>
+    <w:lvlOverride w:ilvl="8">
+      <w:startOverride w:val="1"/>
+    </w:lvlOverride>
   </w:num>
   <w:num w:numId="1003">
     <w:abstractNumId w:val="991"/>
@@ -2832,6 +3049,15 @@
     <w:abstractNumId w:val="991"/>
   </w:num>
   <w:num w:numId="1005">
+    <w:abstractNumId w:val="991"/>
+  </w:num>
+  <w:num w:numId="1006">
+    <w:abstractNumId w:val="991"/>
+  </w:num>
+  <w:num w:numId="1007">
+    <w:abstractNumId w:val="991"/>
+  </w:num>
+  <w:num w:numId="1008">
     <w:abstractNumId w:val="991"/>
   </w:num>
 </w:numbering>

--- a/downloads/teacher/04 Units/Unit 04 - Environmental Design and Management - Spaces We Live In/Lesson 04.10 - Reading and Drawing a Floor Plan to Scale and Design Vocabulary Check.docx
+++ b/downloads/teacher/04 Units/Unit 04 - Environmental Design and Management - Spaces We Live In/Lesson 04.10 - Reading and Drawing a Floor Plan to Scale and Design Vocabulary Check.docx
@@ -94,7 +94,7 @@
         <w:pStyle w:val="BodyText"/>
       </w:pPr>
       <w:r>
-        <w:t xml:space="preserve">Day note: the unit calendar and the unit plan place this lesson on days 104 and 105, with the Design Vocabulary Check in the last 12 minutes of Day 2 and Lesson 4.11 fixed on day 106. The writing task that produced this file said days 106 to 107. Days 104 and 105 are correct. This is the lesson Lesson 4.12 depends on: everything Lesson 4.12 Day 1 assumes a student already knows (the symbols, the door swing, the scale, the zones) is taught here, and the daily floor plan do now that runs through Lesson 4.14 starts here.</w:t>
+        <w:t xml:space="preserve">Day note: the unit calendar and the unit plan place this lesson on days 104 and 105, with the Design Vocabulary Check in the last 12 minutes of Day 2 and Lesson 4.11 fixed on day 106. This is the lesson Lesson 4.12 depends on: everything Lesson 4.12 Day 1 assumes a student already knows (the symbols, the door swing, the scale, the zones) is taught here, and the daily floor plan do now that runs through Lesson 4.14 starts here.</w:t>
       </w:r>
     </w:p>
     <w:p>
@@ -437,7 +437,7 @@
         <w:pStyle w:val="Compact"/>
       </w:pPr>
       <w:r>
-        <w:t xml:space="preserve">Handout, one per student (four parts, printed double sided):</w:t>
+        <w:t xml:space="preserve">Handout, one per student (five parts, printed double sided):</w:t>
       </w:r>
       <w:r>
         <w:t xml:space="preserve"> </w:t>
@@ -496,15 +496,6 @@
       <w:r>
         <w:t xml:space="preserve">Tape measures, one per team of four (25-foot retracting measures are best; a 12-foot is enough for one wall at a time).</w:t>
       </w:r>
-      <w:r>
-        <w:t xml:space="preserve"> </w:t>
-      </w:r>
-      <w:r>
-        <w:rPr>
-          <w:rStyle w:val="TeacherNote"/>
-        </w:rPr>
-        <w:t xml:space="preserve">[Sal: the custodian’s tray from Lesson 4.3 already has three; six teams need six, so borrow or buy three more of the cheap ones.]</w:t>
-      </w:r>
     </w:p>
     <w:p>
       <w:pPr>
@@ -540,15 +531,6 @@
       </w:pPr>
       <w:r>
         <w:t xml:space="preserve">One real floor plan printed large for Day 1, an apartment or a small house with a bathroom and a kitchen in it, address removed.</w:t>
-      </w:r>
-      <w:r>
-        <w:t xml:space="preserve"> </w:t>
-      </w:r>
-      <w:r>
-        <w:rPr>
-          <w:rStyle w:val="TeacherNote"/>
-        </w:rPr>
-        <w:t xml:space="preserve">[Sal: a local real estate listing, an architect who is a parent, or the school’s own fire evacuation plan all work. The fire plan is the easiest to get and students already know the building.]</w:t>
       </w:r>
     </w:p>
     <w:p>
@@ -588,15 +570,6 @@
       </w:pPr>
       <w:r>
         <w:t xml:space="preserve">A projector with a free browser floor plan tool open in a tab for the Day 2 preview, four minutes, teacher device only.</w:t>
-      </w:r>
-      <w:r>
-        <w:t xml:space="preserve"> </w:t>
-      </w:r>
-      <w:r>
-        <w:rPr>
-          <w:rStyle w:val="TeacherNote"/>
-        </w:rPr>
-        <w:t xml:space="preserve">[Sal: pick the tool once you know what your school allows on the network; nobody but you needs a device for this lesson.]</w:t>
       </w:r>
     </w:p>
     <w:p>
@@ -1891,7 +1864,7 @@
         <w:t xml:space="preserve">Vocabulary 04.md</w:t>
       </w:r>
       <w:r>
-        <w:t xml:space="preserve">, marked [check with a native speaker]); the measuring task is numbers, not language, so an ELL student can hold the tape and be the recorder for the team; sentence frame for the Day 2 fix line:</w:t>
+        <w:t xml:space="preserve">, to be verified by a native speaker); the measuring task is numbers, not language, so an ELL student can hold the tape and be the recorder for the team; sentence frame for the Day 2 fix line:</w:t>
       </w:r>
       <w:r>
         <w:t xml:space="preserve"> </w:t>
@@ -2280,22 +2253,7 @@
         <w:pStyle w:val="FirstParagraph"/>
       </w:pPr>
       <w:r>
-        <w:t xml:space="preserve">Math: this is ratio and scale drawing, the grade 7 standard, done on a real room with a real tape. The measuring record table and the furniture cut-out sheet are a scale drawing problem set the math teacher can use as is, and the grade 8 stretch is area and percent. FACS gives the math room a reason the ratio matters; math gives FACS students who already know that a scale is a ratio.</w:t>
-      </w:r>
-      <w:r>
-        <w:t xml:space="preserve"> </w:t>
-      </w:r>
-      <w:r>
-        <w:rPr>
-          <w:rStyle w:val="TeacherNote"/>
-        </w:rPr>
-        <w:t xml:space="preserve">[Sal: ask the math teacher in advance whether scale drawings have been taught by February; this lesson assumes the idea is not brand new to grade 7, and if it is, spend Day 1 Step 1 on the conversion and push the classroom measuring to Day 2.]</w:t>
-      </w:r>
-      <w:r>
-        <w:t xml:space="preserve"> </w:t>
-      </w:r>
-      <w:r>
-        <w:t xml:space="preserve">Technology or engineering: the browser tool preview is the same design process the technology teacher runs; share the language. Inside the building: the fire evacuation plan on the wall by the door is a floor plan a student walks past every day, and reading it once in this lesson is the cheapest real-world connection in the unit.</w:t>
+        <w:t xml:space="preserve">Math: this is ratio and scale drawing, the grade 7 standard, done on a real room with a real tape. The measuring record table and the furniture cut-out sheet are a scale drawing problem set the math teacher can use as is, and the grade 8 stretch is area and percent. FACS gives the math room a reason the ratio matters; math gives FACS students who already know that a scale is a ratio. Technology or engineering: the browser tool preview is the same design process the technology teacher runs; share the language. Inside the building: the fire evacuation plan on the wall by the door is a floor plan a student walks past every day, and reading it once in this lesson is the cheapest real-world connection in the unit.</w:t>
       </w:r>
     </w:p>
     <w:p>
@@ -2367,15 +2325,6 @@
       <w:r>
         <w:t xml:space="preserve">NYS Learning Standards for Health, Physical Education, and Family and Consumer Sciences (1996), Standard 2, Intermediate, FACS strand. Wording per the crosswalk, Part A.6.</w:t>
       </w:r>
-      <w:r>
-        <w:t xml:space="preserve"> </w:t>
-      </w:r>
-      <w:r>
-        <w:rPr>
-          <w:rStyle w:val="TeacherNote"/>
-        </w:rPr>
-        <w:t xml:space="preserve">[Sal: confirm against the NYSED PDF.]</w:t>
-      </w:r>
     </w:p>
     <w:p>
       <w:pPr>
@@ -2422,22 +2371,7 @@
         <w:pStyle w:val="Compact"/>
       </w:pPr>
       <w:r>
-        <w:t xml:space="preserve">Sal’s own materials:</w:t>
-      </w:r>
-      <w:r>
-        <w:t xml:space="preserve"> </w:t>
-      </w:r>
-      <w:r>
-        <w:rPr>
-          <w:rStyle w:val="VerbatimChar"/>
-        </w:rPr>
-        <w:t xml:space="preserve">Lesson Dups/Unit_1_Interior_Design/education_teachingwork_floor_plan_frenzy_2026_04.docx</w:t>
-      </w:r>
-      <w:r>
-        <w:t xml:space="preserve"> </w:t>
-      </w:r>
-      <w:r>
-        <w:t xml:space="preserve">(the floor plan idea and the scale drawing of your own bedroom) and the Brentwood interior design packets in the same folder. The classroom measuring task, the eleven-symbol legend, the zones, and the daily sketch stack are new.</w:t>
+        <w:t xml:space="preserve">My own materials: (the floor plan idea and the scale drawing of your own bedroom) and my other interior design packets. The classroom measuring task, the eleven-symbol legend, the zones, and the daily sketch stack are new.</w:t>
       </w:r>
     </w:p>
     <w:p>
@@ -2485,15 +2419,6 @@
       <w:r>
         <w:t xml:space="preserve">The CAD preview is four minutes, and the unit plan’s Section 2.5 now says four to match. Ten does not fit a 40-minute period that also carries a 12-minute check. If you want the full ten, it belongs at the end of Day 1 in place of Step 4’s share, or in the first ten minutes of Lesson 4.11 before the client cards.</w:t>
       </w:r>
-      <w:r>
-        <w:t xml:space="preserve"> </w:t>
-      </w:r>
-      <w:r>
-        <w:rPr>
-          <w:rStyle w:val="TeacherNote"/>
-        </w:rPr>
-        <w:t xml:space="preserve">[Sal: your call, and update the unit plan’s Section 2.5 line again if you move it.]</w:t>
-      </w:r>
     </w:p>
     <w:p>
       <w:pPr>
@@ -2577,36 +2502,6 @@
       </w:pPr>
       <w:r>
         <w:t xml:space="preserve">Keep three good classroom plans, no names, for next year’s Day 1 Step 4 comparison. Keep one bad one too, with the student’s permission, because the useful conversation is about the plan a stranger cannot read.</w:t>
-      </w:r>
-    </w:p>
-    <w:p>
-      <w:pPr>
-        <w:numPr>
-          <w:ilvl w:val="0"/>
-          <w:numId w:val="1008"/>
-        </w:numPr>
-        <w:pStyle w:val="Compact"/>
-      </w:pPr>
-      <w:r>
-        <w:rPr>
-          <w:rStyle w:val="TeacherNote"/>
-        </w:rPr>
-        <w:t xml:space="preserve">[Sal: if you can get one real plan from an architect, a designer, or a real estate agent with the address cut off, use that for Step 2 instead of the fire plan. Students read a stranger’s real apartment with more attention than they read a diagram.]</w:t>
-      </w:r>
-    </w:p>
-    <w:p>
-      <w:pPr>
-        <w:numPr>
-          <w:ilvl w:val="0"/>
-          <w:numId w:val="1008"/>
-        </w:numPr>
-        <w:pStyle w:val="Compact"/>
-      </w:pPr>
-      <w:r>
-        <w:rPr>
-          <w:rStyle w:val="TeacherNote"/>
-        </w:rPr>
-        <w:t xml:space="preserve">[Sal: your Floor Plan Frenzy packet already had students draw their own bedroom. The change here is the choice of a described bedroom instead, so no student has to put their home on a desk where a classmate can see it.]</w:t>
       </w:r>
     </w:p>
     <w:sectPr>
